--- a/Documentos/template_estilos.docx
+++ b/Documentos/template_estilos.docx
@@ -13,7 +13,12 @@
           <w:bCs/>
           <w:smallCaps/>
           <w:color w:val="auto"/>
-          <w:lang w:val="pt-BR" w:eastAsia="pt-BR"/>
+          <w:lang w:eastAsia="pt-BR"/>
+          <w14:shadow w14:blurRad="50800" w14:dist="38100" w14:dir="2700000" w14:sx="100000" w14:sy="100000" w14:kx="0" w14:ky="0" w14:algn="tl">
+            <w14:srgbClr w14:val="000000">
+              <w14:alpha w14:val="60000"/>
+            </w14:srgbClr>
+          </w14:shadow>
         </w:rPr>
       </w:pPr>
       <w:r>
@@ -23,7 +28,12 @@
           <w:bCs/>
           <w:smallCaps/>
           <w:color w:val="auto"/>
-          <w:lang w:val="pt-BR" w:eastAsia="pt-BR"/>
+          <w:lang w:eastAsia="pt-BR"/>
+          <w14:shadow w14:blurRad="50800" w14:dist="38100" w14:dir="2700000" w14:sx="100000" w14:sy="100000" w14:kx="0" w14:ky="0" w14:algn="tl">
+            <w14:srgbClr w14:val="000000">
+              <w14:alpha w14:val="60000"/>
+            </w14:srgbClr>
+          </w14:shadow>
         </w:rPr>
         <w:t>Title</w:t>
       </w:r>
@@ -93,12 +103,30 @@
         <w:pStyle w:val="Ttulo1"/>
         <w:rPr>
           <w:rFonts w:ascii="Arial" w:hAnsi="Arial" w:cs="Arial"/>
+          <w:b/>
+          <w:bCs/>
+          <w:smallCaps/>
+          <w:color w:val="EE0000"/>
+          <w14:shadow w14:blurRad="50800" w14:dist="38100" w14:dir="2700000" w14:sx="100000" w14:sy="100000" w14:kx="0" w14:ky="0" w14:algn="tl">
+            <w14:srgbClr w14:val="000000">
+              <w14:alpha w14:val="60000"/>
+            </w14:srgbClr>
+          </w14:shadow>
         </w:rPr>
       </w:pPr>
       <w:bookmarkStart w:id="0" w:name="heading-1"/>
       <w:r>
         <w:rPr>
           <w:rFonts w:ascii="Arial" w:hAnsi="Arial" w:cs="Arial"/>
+          <w:b/>
+          <w:bCs/>
+          <w:smallCaps/>
+          <w:color w:val="EE0000"/>
+          <w14:shadow w14:blurRad="50800" w14:dist="38100" w14:dir="2700000" w14:sx="100000" w14:sy="100000" w14:kx="0" w14:ky="0" w14:algn="tl">
+            <w14:srgbClr w14:val="000000">
+              <w14:alpha w14:val="60000"/>
+            </w14:srgbClr>
+          </w14:shadow>
         </w:rPr>
         <w:t>Heading 1</w:t>
       </w:r>
@@ -109,12 +137,26 @@
         <w:pStyle w:val="Ttulo2"/>
         <w:rPr>
           <w:rFonts w:ascii="Arial" w:hAnsi="Arial" w:cs="Arial"/>
+          <w:smallCaps/>
+          <w:color w:val="A02B93" w:themeColor="accent5"/>
+          <w14:shadow w14:blurRad="50800" w14:dist="38100" w14:dir="2700000" w14:sx="100000" w14:sy="100000" w14:kx="0" w14:ky="0" w14:algn="tl">
+            <w14:srgbClr w14:val="000000">
+              <w14:alpha w14:val="60000"/>
+            </w14:srgbClr>
+          </w14:shadow>
         </w:rPr>
       </w:pPr>
       <w:bookmarkStart w:id="1" w:name="heading-2"/>
       <w:r>
         <w:rPr>
           <w:rFonts w:ascii="Arial" w:hAnsi="Arial" w:cs="Arial"/>
+          <w:smallCaps/>
+          <w:color w:val="A02B93" w:themeColor="accent5"/>
+          <w14:shadow w14:blurRad="50800" w14:dist="38100" w14:dir="2700000" w14:sx="100000" w14:sy="100000" w14:kx="0" w14:ky="0" w14:algn="tl">
+            <w14:srgbClr w14:val="000000">
+              <w14:alpha w14:val="60000"/>
+            </w14:srgbClr>
+          </w14:shadow>
         </w:rPr>
         <w:t>Heading 2</w:t>
       </w:r>
@@ -236,6 +278,7 @@
       <w:pPr>
         <w:pStyle w:val="FirstParagraph"/>
         <w:spacing w:before="0" w:after="200" w:line="276" w:lineRule="auto"/>
+        <w:jc w:val="both"/>
         <w:rPr>
           <w:rFonts w:ascii="Arial" w:hAnsi="Arial" w:cs="Arial"/>
           <w:sz w:val="22"/>
@@ -255,6 +298,7 @@
       <w:pPr>
         <w:pStyle w:val="Corpodetexto"/>
         <w:spacing w:before="0" w:after="200" w:line="276" w:lineRule="auto"/>
+        <w:jc w:val="both"/>
         <w:rPr>
           <w:rFonts w:ascii="Arial" w:hAnsi="Arial" w:cs="Arial"/>
           <w:sz w:val="22"/>
@@ -359,10 +403,12 @@
         <w:tc>
           <w:tcPr>
             <w:tcW w:w="0" w:type="auto"/>
+            <w:vAlign w:val="center"/>
           </w:tcPr>
           <w:p>
             <w:pPr>
               <w:pStyle w:val="Compact"/>
+              <w:jc w:val="center"/>
               <w:rPr>
                 <w:rFonts w:ascii="Arial" w:hAnsi="Arial" w:cs="Arial"/>
               </w:rPr>
@@ -378,6 +424,7 @@
         <w:tc>
           <w:tcPr>
             <w:tcW w:w="0" w:type="auto"/>
+            <w:vAlign w:val="center"/>
           </w:tcPr>
           <w:p>
             <w:pPr>
@@ -402,10 +449,12 @@
         <w:tc>
           <w:tcPr>
             <w:tcW w:w="0" w:type="auto"/>
+            <w:vAlign w:val="center"/>
           </w:tcPr>
           <w:p>
             <w:pPr>
               <w:pStyle w:val="Compact"/>
+              <w:jc w:val="center"/>
               <w:rPr>
                 <w:rFonts w:ascii="Arial" w:hAnsi="Arial" w:cs="Arial"/>
               </w:rPr>
@@ -421,6 +470,7 @@
         <w:tc>
           <w:tcPr>
             <w:tcW w:w="0" w:type="auto"/>
+            <w:vAlign w:val="center"/>
           </w:tcPr>
           <w:p>
             <w:pPr>
@@ -442,6 +492,7 @@
     <w:p>
       <w:pPr>
         <w:pStyle w:val="ImageCaption"/>
+        <w:spacing w:before="120" w:line="276" w:lineRule="auto"/>
         <w:rPr>
           <w:rFonts w:ascii="Arial" w:hAnsi="Arial" w:cs="Arial"/>
         </w:rPr>

--- a/Documentos/template_estilos.docx
+++ b/Documentos/template_estilos.docx
@@ -21,6 +21,7 @@
           </w14:shadow>
         </w:rPr>
       </w:pPr>
+      <w:proofErr w:type="spellStart"/>
       <w:r>
         <w:rPr>
           <w:rFonts w:ascii="Arial" w:eastAsia="Arial" w:hAnsi="Arial" w:cs="Arial"/>
@@ -37,6 +38,7 @@
         </w:rPr>
         <w:t>Title</w:t>
       </w:r>
+      <w:proofErr w:type="spellEnd"/>
     </w:p>
     <w:p>
       <w:pPr>
@@ -47,6 +49,7 @@
           <w:szCs w:val="32"/>
         </w:rPr>
       </w:pPr>
+      <w:proofErr w:type="spellStart"/>
       <w:r>
         <w:rPr>
           <w:rFonts w:ascii="Arial" w:hAnsi="Arial" w:cs="Arial"/>
@@ -55,6 +58,7 @@
         </w:rPr>
         <w:t>Subtitle</w:t>
       </w:r>
+      <w:proofErr w:type="spellEnd"/>
     </w:p>
     <w:p>
       <w:pPr>
@@ -63,12 +67,14 @@
           <w:rFonts w:ascii="Arial" w:hAnsi="Arial" w:cs="Arial"/>
         </w:rPr>
       </w:pPr>
+      <w:proofErr w:type="spellStart"/>
       <w:r>
         <w:rPr>
           <w:rFonts w:ascii="Arial" w:hAnsi="Arial" w:cs="Arial"/>
         </w:rPr>
         <w:t>Author</w:t>
       </w:r>
+      <w:proofErr w:type="spellEnd"/>
     </w:p>
     <w:p>
       <w:pPr>
@@ -115,6 +121,7 @@
         </w:rPr>
       </w:pPr>
       <w:bookmarkStart w:id="0" w:name="heading-1"/>
+      <w:proofErr w:type="spellStart"/>
       <w:r>
         <w:rPr>
           <w:rFonts w:ascii="Arial" w:hAnsi="Arial" w:cs="Arial"/>
@@ -128,7 +135,23 @@
             </w14:srgbClr>
           </w14:shadow>
         </w:rPr>
-        <w:t>Heading 1</w:t>
+        <w:t>Heading</w:t>
+      </w:r>
+      <w:proofErr w:type="spellEnd"/>
+      <w:r>
+        <w:rPr>
+          <w:rFonts w:ascii="Arial" w:hAnsi="Arial" w:cs="Arial"/>
+          <w:b/>
+          <w:bCs/>
+          <w:smallCaps/>
+          <w:color w:val="EE0000"/>
+          <w14:shadow w14:blurRad="50800" w14:dist="38100" w14:dir="2700000" w14:sx="100000" w14:sy="100000" w14:kx="0" w14:ky="0" w14:algn="tl">
+            <w14:srgbClr w14:val="000000">
+              <w14:alpha w14:val="60000"/>
+            </w14:srgbClr>
+          </w14:shadow>
+        </w:rPr>
+        <w:t xml:space="preserve"> 1</w:t>
       </w:r>
       <w:bookmarkEnd w:id="0"/>
     </w:p>
@@ -147,6 +170,7 @@
         </w:rPr>
       </w:pPr>
       <w:bookmarkStart w:id="1" w:name="heading-2"/>
+      <w:proofErr w:type="spellStart"/>
       <w:r>
         <w:rPr>
           <w:rFonts w:ascii="Arial" w:hAnsi="Arial" w:cs="Arial"/>
@@ -158,7 +182,21 @@
             </w14:srgbClr>
           </w14:shadow>
         </w:rPr>
-        <w:t>Heading 2</w:t>
+        <w:t>Heading</w:t>
+      </w:r>
+      <w:proofErr w:type="spellEnd"/>
+      <w:r>
+        <w:rPr>
+          <w:rFonts w:ascii="Arial" w:hAnsi="Arial" w:cs="Arial"/>
+          <w:smallCaps/>
+          <w:color w:val="A02B93" w:themeColor="accent5"/>
+          <w14:shadow w14:blurRad="50800" w14:dist="38100" w14:dir="2700000" w14:sx="100000" w14:sy="100000" w14:kx="0" w14:ky="0" w14:algn="tl">
+            <w14:srgbClr w14:val="000000">
+              <w14:alpha w14:val="60000"/>
+            </w14:srgbClr>
+          </w14:shadow>
+        </w:rPr>
+        <w:t xml:space="preserve"> 2</w:t>
       </w:r>
       <w:bookmarkEnd w:id="1"/>
     </w:p>
@@ -170,11 +208,19 @@
         </w:rPr>
       </w:pPr>
       <w:bookmarkStart w:id="2" w:name="heading-3"/>
-      <w:r>
-        <w:rPr>
-          <w:rFonts w:ascii="Arial" w:hAnsi="Arial" w:cs="Arial"/>
-        </w:rPr>
-        <w:t>Heading 3</w:t>
+      <w:proofErr w:type="spellStart"/>
+      <w:r>
+        <w:rPr>
+          <w:rFonts w:ascii="Arial" w:hAnsi="Arial" w:cs="Arial"/>
+        </w:rPr>
+        <w:t>Heading</w:t>
+      </w:r>
+      <w:proofErr w:type="spellEnd"/>
+      <w:r>
+        <w:rPr>
+          <w:rFonts w:ascii="Arial" w:hAnsi="Arial" w:cs="Arial"/>
+        </w:rPr>
+        <w:t xml:space="preserve"> 3</w:t>
       </w:r>
       <w:bookmarkEnd w:id="2"/>
     </w:p>
@@ -186,11 +232,19 @@
         </w:rPr>
       </w:pPr>
       <w:bookmarkStart w:id="3" w:name="heading-4"/>
-      <w:r>
-        <w:rPr>
-          <w:rFonts w:ascii="Arial" w:hAnsi="Arial" w:cs="Arial"/>
-        </w:rPr>
-        <w:t>Heading 4</w:t>
+      <w:proofErr w:type="spellStart"/>
+      <w:r>
+        <w:rPr>
+          <w:rFonts w:ascii="Arial" w:hAnsi="Arial" w:cs="Arial"/>
+        </w:rPr>
+        <w:t>Heading</w:t>
+      </w:r>
+      <w:proofErr w:type="spellEnd"/>
+      <w:r>
+        <w:rPr>
+          <w:rFonts w:ascii="Arial" w:hAnsi="Arial" w:cs="Arial"/>
+        </w:rPr>
+        <w:t xml:space="preserve"> 4</w:t>
       </w:r>
       <w:bookmarkEnd w:id="3"/>
     </w:p>
@@ -202,11 +256,19 @@
         </w:rPr>
       </w:pPr>
       <w:bookmarkStart w:id="4" w:name="heading-5"/>
-      <w:r>
-        <w:rPr>
-          <w:rFonts w:ascii="Arial" w:hAnsi="Arial" w:cs="Arial"/>
-        </w:rPr>
-        <w:t>Heading 5</w:t>
+      <w:proofErr w:type="spellStart"/>
+      <w:r>
+        <w:rPr>
+          <w:rFonts w:ascii="Arial" w:hAnsi="Arial" w:cs="Arial"/>
+        </w:rPr>
+        <w:t>Heading</w:t>
+      </w:r>
+      <w:proofErr w:type="spellEnd"/>
+      <w:r>
+        <w:rPr>
+          <w:rFonts w:ascii="Arial" w:hAnsi="Arial" w:cs="Arial"/>
+        </w:rPr>
+        <w:t xml:space="preserve"> 5</w:t>
       </w:r>
       <w:bookmarkEnd w:id="4"/>
     </w:p>
@@ -218,11 +280,19 @@
         </w:rPr>
       </w:pPr>
       <w:bookmarkStart w:id="5" w:name="heading-6"/>
-      <w:r>
-        <w:rPr>
-          <w:rFonts w:ascii="Arial" w:hAnsi="Arial" w:cs="Arial"/>
-        </w:rPr>
-        <w:t>Heading 6</w:t>
+      <w:proofErr w:type="spellStart"/>
+      <w:r>
+        <w:rPr>
+          <w:rFonts w:ascii="Arial" w:hAnsi="Arial" w:cs="Arial"/>
+        </w:rPr>
+        <w:t>Heading</w:t>
+      </w:r>
+      <w:proofErr w:type="spellEnd"/>
+      <w:r>
+        <w:rPr>
+          <w:rFonts w:ascii="Arial" w:hAnsi="Arial" w:cs="Arial"/>
+        </w:rPr>
+        <w:t xml:space="preserve"> 6</w:t>
       </w:r>
       <w:bookmarkEnd w:id="5"/>
     </w:p>
@@ -234,11 +304,19 @@
         </w:rPr>
       </w:pPr>
       <w:bookmarkStart w:id="6" w:name="heading-7"/>
-      <w:r>
-        <w:rPr>
-          <w:rFonts w:ascii="Arial" w:hAnsi="Arial" w:cs="Arial"/>
-        </w:rPr>
-        <w:t>Heading 7</w:t>
+      <w:proofErr w:type="spellStart"/>
+      <w:r>
+        <w:rPr>
+          <w:rFonts w:ascii="Arial" w:hAnsi="Arial" w:cs="Arial"/>
+        </w:rPr>
+        <w:t>Heading</w:t>
+      </w:r>
+      <w:proofErr w:type="spellEnd"/>
+      <w:r>
+        <w:rPr>
+          <w:rFonts w:ascii="Arial" w:hAnsi="Arial" w:cs="Arial"/>
+        </w:rPr>
+        <w:t xml:space="preserve"> 7</w:t>
       </w:r>
       <w:bookmarkEnd w:id="6"/>
     </w:p>
@@ -250,11 +328,19 @@
         </w:rPr>
       </w:pPr>
       <w:bookmarkStart w:id="7" w:name="heading-8"/>
-      <w:r>
-        <w:rPr>
-          <w:rFonts w:ascii="Arial" w:hAnsi="Arial" w:cs="Arial"/>
-        </w:rPr>
-        <w:t>Heading 8</w:t>
+      <w:proofErr w:type="spellStart"/>
+      <w:r>
+        <w:rPr>
+          <w:rFonts w:ascii="Arial" w:hAnsi="Arial" w:cs="Arial"/>
+        </w:rPr>
+        <w:t>Heading</w:t>
+      </w:r>
+      <w:proofErr w:type="spellEnd"/>
+      <w:r>
+        <w:rPr>
+          <w:rFonts w:ascii="Arial" w:hAnsi="Arial" w:cs="Arial"/>
+        </w:rPr>
+        <w:t xml:space="preserve"> 8</w:t>
       </w:r>
       <w:bookmarkEnd w:id="7"/>
     </w:p>
@@ -266,11 +352,19 @@
         </w:rPr>
       </w:pPr>
       <w:bookmarkStart w:id="8" w:name="heading-9"/>
-      <w:r>
-        <w:rPr>
-          <w:rFonts w:ascii="Arial" w:hAnsi="Arial" w:cs="Arial"/>
-        </w:rPr>
-        <w:t>Heading 9</w:t>
+      <w:proofErr w:type="spellStart"/>
+      <w:r>
+        <w:rPr>
+          <w:rFonts w:ascii="Arial" w:hAnsi="Arial" w:cs="Arial"/>
+        </w:rPr>
+        <w:t>Heading</w:t>
+      </w:r>
+      <w:proofErr w:type="spellEnd"/>
+      <w:r>
+        <w:rPr>
+          <w:rFonts w:ascii="Arial" w:hAnsi="Arial" w:cs="Arial"/>
+        </w:rPr>
+        <w:t xml:space="preserve"> 9</w:t>
       </w:r>
       <w:bookmarkEnd w:id="8"/>
     </w:p>
@@ -285,13 +379,41 @@
           <w:szCs w:val="22"/>
         </w:rPr>
       </w:pPr>
+      <w:proofErr w:type="spellStart"/>
       <w:r>
         <w:rPr>
           <w:rFonts w:ascii="Arial" w:hAnsi="Arial" w:cs="Arial"/>
           <w:sz w:val="22"/>
           <w:szCs w:val="22"/>
         </w:rPr>
-        <w:t>First Paragraph.</w:t>
+        <w:t>First</w:t>
+      </w:r>
+      <w:proofErr w:type="spellEnd"/>
+      <w:r>
+        <w:rPr>
+          <w:rFonts w:ascii="Arial" w:hAnsi="Arial" w:cs="Arial"/>
+          <w:sz w:val="22"/>
+          <w:szCs w:val="22"/>
+        </w:rPr>
+        <w:t xml:space="preserve"> </w:t>
+      </w:r>
+      <w:proofErr w:type="spellStart"/>
+      <w:r>
+        <w:rPr>
+          <w:rFonts w:ascii="Arial" w:hAnsi="Arial" w:cs="Arial"/>
+          <w:sz w:val="22"/>
+          <w:szCs w:val="22"/>
+        </w:rPr>
+        <w:t>Paragraph</w:t>
+      </w:r>
+      <w:proofErr w:type="spellEnd"/>
+      <w:r>
+        <w:rPr>
+          <w:rFonts w:ascii="Arial" w:hAnsi="Arial" w:cs="Arial"/>
+          <w:sz w:val="22"/>
+          <w:szCs w:val="22"/>
+        </w:rPr>
+        <w:t>.</w:t>
       </w:r>
     </w:p>
     <w:p>
@@ -311,15 +433,61 @@
           <w:sz w:val="22"/>
           <w:szCs w:val="22"/>
         </w:rPr>
-        <w:t xml:space="preserve">Body Text. Body Text Char. </w:t>
-      </w:r>
+        <w:t xml:space="preserve">Body </w:t>
+      </w:r>
+      <w:proofErr w:type="spellStart"/>
+      <w:r>
+        <w:rPr>
+          <w:rFonts w:ascii="Arial" w:hAnsi="Arial" w:cs="Arial"/>
+          <w:sz w:val="22"/>
+          <w:szCs w:val="22"/>
+        </w:rPr>
+        <w:t>Text</w:t>
+      </w:r>
+      <w:proofErr w:type="spellEnd"/>
+      <w:r>
+        <w:rPr>
+          <w:rFonts w:ascii="Arial" w:hAnsi="Arial" w:cs="Arial"/>
+          <w:sz w:val="22"/>
+          <w:szCs w:val="22"/>
+        </w:rPr>
+        <w:t xml:space="preserve">. Body </w:t>
+      </w:r>
+      <w:proofErr w:type="spellStart"/>
+      <w:r>
+        <w:rPr>
+          <w:rFonts w:ascii="Arial" w:hAnsi="Arial" w:cs="Arial"/>
+          <w:sz w:val="22"/>
+          <w:szCs w:val="22"/>
+        </w:rPr>
+        <w:t>Text</w:t>
+      </w:r>
+      <w:proofErr w:type="spellEnd"/>
+      <w:r>
+        <w:rPr>
+          <w:rFonts w:ascii="Arial" w:hAnsi="Arial" w:cs="Arial"/>
+          <w:sz w:val="22"/>
+          <w:szCs w:val="22"/>
+        </w:rPr>
+        <w:t xml:space="preserve"> Char. </w:t>
+      </w:r>
+      <w:proofErr w:type="spellStart"/>
       <w:r>
         <w:rPr>
           <w:rStyle w:val="VerbatimChar"/>
           <w:rFonts w:ascii="Arial" w:hAnsi="Arial" w:cs="Arial"/>
           <w:szCs w:val="22"/>
         </w:rPr>
-        <w:t>Verbatim Char</w:t>
+        <w:t>Verbatim</w:t>
+      </w:r>
+      <w:proofErr w:type="spellEnd"/>
+      <w:r>
+        <w:rPr>
+          <w:rStyle w:val="VerbatimChar"/>
+          <w:rFonts w:ascii="Arial" w:hAnsi="Arial" w:cs="Arial"/>
+          <w:szCs w:val="22"/>
+        </w:rPr>
+        <w:t xml:space="preserve"> Char</w:t>
       </w:r>
       <w:r>
         <w:rPr>
@@ -346,15 +514,33 @@
           <w:sz w:val="22"/>
           <w:szCs w:val="22"/>
         </w:rPr>
-        <w:t>. Footnote.</w:t>
-      </w:r>
-      <w:r>
-        <w:rPr>
-          <w:rStyle w:val="Refdenotaderodap"/>
+        <w:t xml:space="preserve">. </w:t>
+      </w:r>
+      <w:proofErr w:type="spellStart"/>
+      <w:r>
+        <w:rPr>
           <w:rFonts w:ascii="Arial" w:hAnsi="Arial" w:cs="Arial"/>
           <w:sz w:val="22"/>
           <w:szCs w:val="22"/>
         </w:rPr>
+        <w:t>Footnote</w:t>
+      </w:r>
+      <w:proofErr w:type="spellEnd"/>
+      <w:r>
+        <w:rPr>
+          <w:rFonts w:ascii="Arial" w:hAnsi="Arial" w:cs="Arial"/>
+          <w:sz w:val="22"/>
+          <w:szCs w:val="22"/>
+        </w:rPr>
+        <w:t>.</w:t>
+      </w:r>
+      <w:r>
+        <w:rPr>
+          <w:rStyle w:val="Refdenotaderodap"/>
+          <w:rFonts w:ascii="Arial" w:hAnsi="Arial" w:cs="Arial"/>
+          <w:sz w:val="22"/>
+          <w:szCs w:val="22"/>
+        </w:rPr>
         <w:footnoteReference w:id="1"/>
       </w:r>
     </w:p>
@@ -369,7 +555,21 @@
         <w:rPr>
           <w:rFonts w:ascii="Arial" w:hAnsi="Arial" w:cs="Arial"/>
         </w:rPr>
-        <w:t>Block Text.</w:t>
+        <w:t xml:space="preserve">Block </w:t>
+      </w:r>
+      <w:proofErr w:type="spellStart"/>
+      <w:r>
+        <w:rPr>
+          <w:rFonts w:ascii="Arial" w:hAnsi="Arial" w:cs="Arial"/>
+        </w:rPr>
+        <w:t>Text</w:t>
+      </w:r>
+      <w:proofErr w:type="spellEnd"/>
+      <w:r>
+        <w:rPr>
+          <w:rFonts w:ascii="Arial" w:hAnsi="Arial" w:cs="Arial"/>
+        </w:rPr>
+        <w:t>.</w:t>
       </w:r>
     </w:p>
     <w:p>
@@ -379,11 +579,33 @@
           <w:rFonts w:ascii="Arial" w:hAnsi="Arial" w:cs="Arial"/>
         </w:rPr>
       </w:pPr>
-      <w:r>
-        <w:rPr>
-          <w:rFonts w:ascii="Arial" w:hAnsi="Arial" w:cs="Arial"/>
-        </w:rPr>
-        <w:t>Table caption.</w:t>
+      <w:proofErr w:type="spellStart"/>
+      <w:r>
+        <w:rPr>
+          <w:rFonts w:ascii="Arial" w:hAnsi="Arial" w:cs="Arial"/>
+        </w:rPr>
+        <w:t>Table</w:t>
+      </w:r>
+      <w:proofErr w:type="spellEnd"/>
+      <w:r>
+        <w:rPr>
+          <w:rFonts w:ascii="Arial" w:hAnsi="Arial" w:cs="Arial"/>
+        </w:rPr>
+        <w:t xml:space="preserve"> </w:t>
+      </w:r>
+      <w:proofErr w:type="spellStart"/>
+      <w:r>
+        <w:rPr>
+          <w:rFonts w:ascii="Arial" w:hAnsi="Arial" w:cs="Arial"/>
+        </w:rPr>
+        <w:t>caption</w:t>
+      </w:r>
+      <w:proofErr w:type="spellEnd"/>
+      <w:r>
+        <w:rPr>
+          <w:rFonts w:ascii="Arial" w:hAnsi="Arial" w:cs="Arial"/>
+        </w:rPr>
+        <w:t>.</w:t>
       </w:r>
     </w:p>
     <w:tbl>
@@ -413,12 +635,14 @@
                 <w:rFonts w:ascii="Arial" w:hAnsi="Arial" w:cs="Arial"/>
               </w:rPr>
             </w:pPr>
+            <w:proofErr w:type="spellStart"/>
             <w:r>
               <w:rPr>
                 <w:rFonts w:ascii="Arial" w:hAnsi="Arial" w:cs="Arial"/>
               </w:rPr>
               <w:t>Table</w:t>
             </w:r>
+            <w:proofErr w:type="spellEnd"/>
           </w:p>
         </w:tc>
         <w:tc>
@@ -433,12 +657,14 @@
                 <w:rFonts w:ascii="Arial" w:hAnsi="Arial" w:cs="Arial"/>
               </w:rPr>
             </w:pPr>
+            <w:proofErr w:type="spellStart"/>
             <w:r>
               <w:rPr>
                 <w:rFonts w:ascii="Arial" w:hAnsi="Arial" w:cs="Arial"/>
               </w:rPr>
               <w:t>Table</w:t>
             </w:r>
+            <w:proofErr w:type="spellEnd"/>
           </w:p>
         </w:tc>
       </w:tr>
@@ -497,12 +723,28 @@
           <w:rFonts w:ascii="Arial" w:hAnsi="Arial" w:cs="Arial"/>
         </w:rPr>
       </w:pPr>
-      <w:r>
-        <w:rPr>
-          <w:rFonts w:ascii="Arial" w:hAnsi="Arial" w:cs="Arial"/>
-        </w:rPr>
-        <w:t>Image Caption</w:t>
-      </w:r>
+      <w:proofErr w:type="spellStart"/>
+      <w:r>
+        <w:rPr>
+          <w:rFonts w:ascii="Arial" w:hAnsi="Arial" w:cs="Arial"/>
+        </w:rPr>
+        <w:t>Image</w:t>
+      </w:r>
+      <w:proofErr w:type="spellEnd"/>
+      <w:r>
+        <w:rPr>
+          <w:rFonts w:ascii="Arial" w:hAnsi="Arial" w:cs="Arial"/>
+        </w:rPr>
+        <w:t xml:space="preserve"> </w:t>
+      </w:r>
+      <w:proofErr w:type="spellStart"/>
+      <w:r>
+        <w:rPr>
+          <w:rFonts w:ascii="Arial" w:hAnsi="Arial" w:cs="Arial"/>
+        </w:rPr>
+        <w:t>Caption</w:t>
+      </w:r>
+      <w:proofErr w:type="spellEnd"/>
     </w:p>
     <w:p>
       <w:pPr>
@@ -529,12 +771,14 @@
           <w:rFonts w:ascii="Arial" w:hAnsi="Arial" w:cs="Arial"/>
         </w:rPr>
       </w:pPr>
+      <w:proofErr w:type="spellStart"/>
       <w:r>
         <w:rPr>
           <w:rFonts w:ascii="Arial" w:hAnsi="Arial" w:cs="Arial"/>
         </w:rPr>
         <w:t>Definition</w:t>
       </w:r>
+      <w:proofErr w:type="spellEnd"/>
     </w:p>
     <w:p>
       <w:pPr>
@@ -544,12 +788,14 @@
           <w:rFonts w:ascii="Arial" w:hAnsi="Arial" w:cs="Arial"/>
         </w:rPr>
       </w:pPr>
+      <w:proofErr w:type="spellStart"/>
       <w:r>
         <w:rPr>
           <w:rFonts w:ascii="Arial" w:hAnsi="Arial" w:cs="Arial"/>
         </w:rPr>
         <w:t>DefinitionTerm</w:t>
       </w:r>
+      <w:proofErr w:type="spellEnd"/>
     </w:p>
     <w:p>
       <w:pPr>
@@ -559,12 +805,14 @@
           <w:rFonts w:ascii="Arial" w:hAnsi="Arial" w:cs="Arial"/>
         </w:rPr>
       </w:pPr>
+      <w:proofErr w:type="spellStart"/>
       <w:r>
         <w:rPr>
           <w:rFonts w:ascii="Arial" w:hAnsi="Arial" w:cs="Arial"/>
         </w:rPr>
         <w:t>Definition</w:t>
       </w:r>
+      <w:proofErr w:type="spellEnd"/>
     </w:p>
     <w:sectPr>
       <w:headerReference w:type="default" r:id="rId8"/>
@@ -619,29 +867,19 @@
         <w:tab w:val="center" w:pos="5245"/>
         <w:tab w:val="right" w:pos="10773"/>
       </w:tabs>
-      <w:rPr>
-        <w:lang w:val="pt-BR"/>
-      </w:rPr>
     </w:pPr>
     <w:hyperlink r:id="rId1" w:history="1">
       <w:r>
         <w:rPr>
           <w:rStyle w:val="Hyperlink"/>
-          <w:lang w:val="pt-BR"/>
         </w:rPr>
         <w:t>www.fecori.org.br</w:t>
       </w:r>
     </w:hyperlink>
     <w:r>
-      <w:rPr>
-        <w:lang w:val="pt-BR"/>
-      </w:rPr>
       <w:tab/>
     </w:r>
     <w:r>
-      <w:rPr>
-        <w:lang w:val="pt-BR"/>
-      </w:rPr>
       <w:tab/>
     </w:r>
     <w:r>
@@ -660,42 +898,16 @@
       <w:fldChar w:fldCharType="end"/>
     </w:r>
     <w:r>
-      <w:rPr>
-        <w:lang w:val="pt-BR"/>
-      </w:rPr>
       <w:t>/</w:t>
     </w:r>
-    <w:r>
-      <w:rPr>
-        <w:lang w:val="pt-BR"/>
-      </w:rPr>
-      <w:fldChar w:fldCharType="begin"/>
-    </w:r>
-    <w:r>
-      <w:rPr>
-        <w:lang w:val="pt-BR"/>
-      </w:rPr>
-      <w:instrText xml:space="preserve"> NUMPAGES  \* Arabic  \* MERGEFORMAT </w:instrText>
-    </w:r>
-    <w:r>
-      <w:rPr>
-        <w:lang w:val="pt-BR"/>
-      </w:rPr>
-      <w:fldChar w:fldCharType="separate"/>
-    </w:r>
-    <w:r>
-      <w:rPr>
-        <w:noProof/>
-        <w:lang w:val="pt-BR"/>
-      </w:rPr>
-      <w:t>1</w:t>
-    </w:r>
-    <w:r>
-      <w:rPr>
-        <w:lang w:val="pt-BR"/>
-      </w:rPr>
-      <w:fldChar w:fldCharType="end"/>
-    </w:r>
+    <w:fldSimple w:instr=" NUMPAGES  \* Arabic  \* MERGEFORMAT ">
+      <w:r>
+        <w:rPr>
+          <w:noProof/>
+        </w:rPr>
+        <w:t>1</w:t>
+      </w:r>
+    </w:fldSimple>
   </w:p>
 </w:ftr>
 </file>
@@ -736,13 +948,41 @@
         </w:rPr>
         <w:footnoteRef/>
       </w:r>
+      <w:proofErr w:type="spellStart"/>
       <w:r>
         <w:rPr>
           <w:rFonts w:ascii="Arial" w:hAnsi="Arial" w:cs="Arial"/>
           <w:sz w:val="20"/>
           <w:szCs w:val="20"/>
         </w:rPr>
-        <w:t>Footnote Text.</w:t>
+        <w:t>Footnote</w:t>
+      </w:r>
+      <w:proofErr w:type="spellEnd"/>
+      <w:r>
+        <w:rPr>
+          <w:rFonts w:ascii="Arial" w:hAnsi="Arial" w:cs="Arial"/>
+          <w:sz w:val="20"/>
+          <w:szCs w:val="20"/>
+        </w:rPr>
+        <w:t xml:space="preserve"> </w:t>
+      </w:r>
+      <w:proofErr w:type="spellStart"/>
+      <w:r>
+        <w:rPr>
+          <w:rFonts w:ascii="Arial" w:hAnsi="Arial" w:cs="Arial"/>
+          <w:sz w:val="20"/>
+          <w:szCs w:val="20"/>
+        </w:rPr>
+        <w:t>Text</w:t>
+      </w:r>
+      <w:proofErr w:type="spellEnd"/>
+      <w:r>
+        <w:rPr>
+          <w:rFonts w:ascii="Arial" w:hAnsi="Arial" w:cs="Arial"/>
+          <w:sz w:val="20"/>
+          <w:szCs w:val="20"/>
+        </w:rPr>
+        <w:t>.</w:t>
       </w:r>
     </w:p>
     <w:p>
@@ -756,14 +996,34 @@
           <w:szCs w:val="20"/>
         </w:rPr>
       </w:pPr>
+      <w:proofErr w:type="spellStart"/>
       <w:r>
         <w:rPr>
           <w:rFonts w:ascii="Arial" w:hAnsi="Arial" w:cs="Arial"/>
           <w:sz w:val="20"/>
           <w:szCs w:val="20"/>
         </w:rPr>
-        <w:t>Footnote Block Text</w:t>
-      </w:r>
+        <w:t>Footnote</w:t>
+      </w:r>
+      <w:proofErr w:type="spellEnd"/>
+      <w:r>
+        <w:rPr>
+          <w:rFonts w:ascii="Arial" w:hAnsi="Arial" w:cs="Arial"/>
+          <w:sz w:val="20"/>
+          <w:szCs w:val="20"/>
+        </w:rPr>
+        <w:t xml:space="preserve"> Block </w:t>
+      </w:r>
+      <w:proofErr w:type="spellStart"/>
+      <w:r>
+        <w:rPr>
+          <w:rFonts w:ascii="Arial" w:hAnsi="Arial" w:cs="Arial"/>
+          <w:sz w:val="20"/>
+          <w:szCs w:val="20"/>
+        </w:rPr>
+        <w:t>Text</w:t>
+      </w:r>
+      <w:proofErr w:type="spellEnd"/>
     </w:p>
   </w:footnote>
 </w:footnotes>
@@ -881,7 +1141,6 @@
               <w:smallCaps/>
               <w:sz w:val="22"/>
               <w:szCs w:val="22"/>
-              <w:lang w:val="pt-BR"/>
             </w:rPr>
           </w:pPr>
           <w:r>
@@ -892,7 +1151,6 @@
               <w:smallCaps/>
               <w:sz w:val="22"/>
               <w:szCs w:val="22"/>
-              <w:lang w:val="pt-BR"/>
             </w:rPr>
             <w:t>Federação Cearense de Orientação</w:t>
           </w:r>
@@ -907,7 +1165,6 @@
               <w:iCs/>
               <w:sz w:val="16"/>
               <w:szCs w:val="16"/>
-              <w:lang w:val="pt-BR"/>
             </w:rPr>
           </w:pPr>
           <w:r>
@@ -917,7 +1174,6 @@
               <w:iCs/>
               <w:sz w:val="16"/>
               <w:szCs w:val="16"/>
-              <w:lang w:val="pt-BR"/>
             </w:rPr>
             <w:t>Fundada em 23 de dezembro de 2004 e filiada à Confederação Brasileira de Orientação, sob o CNPJ: 07.360.881/0001-09</w:t>
           </w:r>
@@ -1398,6 +1654,9 @@
   <w:style w:type="paragraph" w:default="1" w:styleId="Normal">
     <w:name w:val="Normal"/>
     <w:qFormat/>
+    <w:rPr>
+      <w:lang w:val="pt-BR"/>
+    </w:rPr>
   </w:style>
   <w:style w:type="paragraph" w:styleId="Ttulo1">
     <w:name w:val="heading 1"/>

--- a/Documentos/template_estilos.docx
+++ b/Documentos/template_estilos.docx
@@ -13,7 +13,7 @@
           <w:bCs/>
           <w:smallCaps/>
           <w:color w:val="auto"/>
-          <w:lang w:eastAsia="pt-BR"/>
+          <w:lang w:val="en-US" w:eastAsia="pt-BR"/>
           <w14:shadow w14:blurRad="50800" w14:dist="38100" w14:dir="2700000" w14:sx="100000" w14:sy="100000" w14:kx="0" w14:ky="0" w14:algn="tl">
             <w14:srgbClr w14:val="000000">
               <w14:alpha w14:val="60000"/>
@@ -21,7 +21,6 @@
           </w14:shadow>
         </w:rPr>
       </w:pPr>
-      <w:proofErr w:type="spellStart"/>
       <w:r>
         <w:rPr>
           <w:rFonts w:ascii="Arial" w:eastAsia="Arial" w:hAnsi="Arial" w:cs="Arial"/>
@@ -29,7 +28,7 @@
           <w:bCs/>
           <w:smallCaps/>
           <w:color w:val="auto"/>
-          <w:lang w:eastAsia="pt-BR"/>
+          <w:lang w:val="en-US" w:eastAsia="pt-BR"/>
           <w14:shadow w14:blurRad="50800" w14:dist="38100" w14:dir="2700000" w14:sx="100000" w14:sy="100000" w14:kx="0" w14:ky="0" w14:algn="tl">
             <w14:srgbClr w14:val="000000">
               <w14:alpha w14:val="60000"/>
@@ -38,7 +37,6 @@
         </w:rPr>
         <w:t>Title</w:t>
       </w:r>
-      <w:proofErr w:type="spellEnd"/>
     </w:p>
     <w:p>
       <w:pPr>
@@ -47,45 +45,47 @@
           <w:rFonts w:ascii="Arial" w:hAnsi="Arial" w:cs="Arial"/>
           <w:sz w:val="32"/>
           <w:szCs w:val="32"/>
-        </w:rPr>
-      </w:pPr>
-      <w:proofErr w:type="spellStart"/>
+          <w:lang w:val="en-US"/>
+        </w:rPr>
+      </w:pPr>
       <w:r>
         <w:rPr>
           <w:rFonts w:ascii="Arial" w:hAnsi="Arial" w:cs="Arial"/>
           <w:sz w:val="32"/>
           <w:szCs w:val="32"/>
+          <w:lang w:val="en-US"/>
         </w:rPr>
         <w:t>Subtitle</w:t>
       </w:r>
-      <w:proofErr w:type="spellEnd"/>
     </w:p>
     <w:p>
       <w:pPr>
         <w:pStyle w:val="Author"/>
         <w:rPr>
           <w:rFonts w:ascii="Arial" w:hAnsi="Arial" w:cs="Arial"/>
-        </w:rPr>
-      </w:pPr>
-      <w:proofErr w:type="spellStart"/>
-      <w:r>
-        <w:rPr>
-          <w:rFonts w:ascii="Arial" w:hAnsi="Arial" w:cs="Arial"/>
+          <w:lang w:val="en-US"/>
+        </w:rPr>
+      </w:pPr>
+      <w:r>
+        <w:rPr>
+          <w:rFonts w:ascii="Arial" w:hAnsi="Arial" w:cs="Arial"/>
+          <w:lang w:val="en-US"/>
         </w:rPr>
         <w:t>Author</w:t>
       </w:r>
-      <w:proofErr w:type="spellEnd"/>
     </w:p>
     <w:p>
       <w:pPr>
         <w:pStyle w:val="Data"/>
         <w:rPr>
           <w:rFonts w:ascii="Arial" w:hAnsi="Arial" w:cs="Arial"/>
-        </w:rPr>
-      </w:pPr>
-      <w:r>
-        <w:rPr>
-          <w:rFonts w:ascii="Arial" w:hAnsi="Arial" w:cs="Arial"/>
+          <w:lang w:val="en-US"/>
+        </w:rPr>
+      </w:pPr>
+      <w:r>
+        <w:rPr>
+          <w:rFonts w:ascii="Arial" w:hAnsi="Arial" w:cs="Arial"/>
+          <w:lang w:val="en-US"/>
         </w:rPr>
         <w:t>Date</w:t>
       </w:r>
@@ -93,13 +93,16 @@
     <w:p>
       <w:pPr>
         <w:pStyle w:val="Abstract"/>
-        <w:rPr>
-          <w:rFonts w:ascii="Arial" w:hAnsi="Arial" w:cs="Arial"/>
-        </w:rPr>
-      </w:pPr>
-      <w:r>
-        <w:rPr>
-          <w:rFonts w:ascii="Arial" w:hAnsi="Arial" w:cs="Arial"/>
+        <w:jc w:val="both"/>
+        <w:rPr>
+          <w:rFonts w:ascii="Arial" w:hAnsi="Arial" w:cs="Arial"/>
+          <w:lang w:val="en-US"/>
+        </w:rPr>
+      </w:pPr>
+      <w:r>
+        <w:rPr>
+          <w:rFonts w:ascii="Arial" w:hAnsi="Arial" w:cs="Arial"/>
+          <w:lang w:val="en-US"/>
         </w:rPr>
         <w:t>Abstract</w:t>
       </w:r>
@@ -113,6 +116,7 @@
           <w:bCs/>
           <w:smallCaps/>
           <w:color w:val="EE0000"/>
+          <w:lang w:val="en-US"/>
           <w14:shadow w14:blurRad="50800" w14:dist="38100" w14:dir="2700000" w14:sx="100000" w14:sy="100000" w14:kx="0" w14:ky="0" w14:algn="tl">
             <w14:srgbClr w14:val="000000">
               <w14:alpha w14:val="60000"/>
@@ -121,7 +125,6 @@
         </w:rPr>
       </w:pPr>
       <w:bookmarkStart w:id="0" w:name="heading-1"/>
-      <w:proofErr w:type="spellStart"/>
       <w:r>
         <w:rPr>
           <w:rFonts w:ascii="Arial" w:hAnsi="Arial" w:cs="Arial"/>
@@ -129,74 +132,46 @@
           <w:bCs/>
           <w:smallCaps/>
           <w:color w:val="EE0000"/>
+          <w:lang w:val="en-US"/>
           <w14:shadow w14:blurRad="50800" w14:dist="38100" w14:dir="2700000" w14:sx="100000" w14:sy="100000" w14:kx="0" w14:ky="0" w14:algn="tl">
             <w14:srgbClr w14:val="000000">
               <w14:alpha w14:val="60000"/>
             </w14:srgbClr>
           </w14:shadow>
         </w:rPr>
-        <w:t>Heading</w:t>
-      </w:r>
-      <w:proofErr w:type="spellEnd"/>
-      <w:r>
-        <w:rPr>
-          <w:rFonts w:ascii="Arial" w:hAnsi="Arial" w:cs="Arial"/>
-          <w:b/>
-          <w:bCs/>
+        <w:t>Heading 1</w:t>
+      </w:r>
+      <w:bookmarkEnd w:id="0"/>
+    </w:p>
+    <w:p>
+      <w:pPr>
+        <w:pStyle w:val="Ttulo2"/>
+        <w:rPr>
+          <w:rFonts w:ascii="Arial" w:hAnsi="Arial" w:cs="Arial"/>
           <w:smallCaps/>
-          <w:color w:val="EE0000"/>
+          <w:color w:val="A02B93" w:themeColor="accent5"/>
+          <w:lang w:val="en-US"/>
           <w14:shadow w14:blurRad="50800" w14:dist="38100" w14:dir="2700000" w14:sx="100000" w14:sy="100000" w14:kx="0" w14:ky="0" w14:algn="tl">
             <w14:srgbClr w14:val="000000">
               <w14:alpha w14:val="60000"/>
             </w14:srgbClr>
           </w14:shadow>
         </w:rPr>
-        <w:t xml:space="preserve"> 1</w:t>
-      </w:r>
-      <w:bookmarkEnd w:id="0"/>
-    </w:p>
-    <w:p>
-      <w:pPr>
-        <w:pStyle w:val="Ttulo2"/>
+      </w:pPr>
+      <w:bookmarkStart w:id="1" w:name="heading-2"/>
+      <w:r>
         <w:rPr>
           <w:rFonts w:ascii="Arial" w:hAnsi="Arial" w:cs="Arial"/>
           <w:smallCaps/>
           <w:color w:val="A02B93" w:themeColor="accent5"/>
+          <w:lang w:val="en-US"/>
           <w14:shadow w14:blurRad="50800" w14:dist="38100" w14:dir="2700000" w14:sx="100000" w14:sy="100000" w14:kx="0" w14:ky="0" w14:algn="tl">
             <w14:srgbClr w14:val="000000">
               <w14:alpha w14:val="60000"/>
             </w14:srgbClr>
           </w14:shadow>
         </w:rPr>
-      </w:pPr>
-      <w:bookmarkStart w:id="1" w:name="heading-2"/>
-      <w:proofErr w:type="spellStart"/>
-      <w:r>
-        <w:rPr>
-          <w:rFonts w:ascii="Arial" w:hAnsi="Arial" w:cs="Arial"/>
-          <w:smallCaps/>
-          <w:color w:val="A02B93" w:themeColor="accent5"/>
-          <w14:shadow w14:blurRad="50800" w14:dist="38100" w14:dir="2700000" w14:sx="100000" w14:sy="100000" w14:kx="0" w14:ky="0" w14:algn="tl">
-            <w14:srgbClr w14:val="000000">
-              <w14:alpha w14:val="60000"/>
-            </w14:srgbClr>
-          </w14:shadow>
-        </w:rPr>
-        <w:t>Heading</w:t>
-      </w:r>
-      <w:proofErr w:type="spellEnd"/>
-      <w:r>
-        <w:rPr>
-          <w:rFonts w:ascii="Arial" w:hAnsi="Arial" w:cs="Arial"/>
-          <w:smallCaps/>
-          <w:color w:val="A02B93" w:themeColor="accent5"/>
-          <w14:shadow w14:blurRad="50800" w14:dist="38100" w14:dir="2700000" w14:sx="100000" w14:sy="100000" w14:kx="0" w14:ky="0" w14:algn="tl">
-            <w14:srgbClr w14:val="000000">
-              <w14:alpha w14:val="60000"/>
-            </w14:srgbClr>
-          </w14:shadow>
-        </w:rPr>
-        <w:t xml:space="preserve"> 2</w:t>
+        <w:t>Heading 2</w:t>
       </w:r>
       <w:bookmarkEnd w:id="1"/>
     </w:p>
@@ -205,22 +180,16 @@
         <w:pStyle w:val="Ttulo3"/>
         <w:rPr>
           <w:rFonts w:ascii="Arial" w:hAnsi="Arial" w:cs="Arial"/>
+          <w:lang w:val="en-US"/>
         </w:rPr>
       </w:pPr>
       <w:bookmarkStart w:id="2" w:name="heading-3"/>
-      <w:proofErr w:type="spellStart"/>
-      <w:r>
-        <w:rPr>
-          <w:rFonts w:ascii="Arial" w:hAnsi="Arial" w:cs="Arial"/>
-        </w:rPr>
-        <w:t>Heading</w:t>
-      </w:r>
-      <w:proofErr w:type="spellEnd"/>
-      <w:r>
-        <w:rPr>
-          <w:rFonts w:ascii="Arial" w:hAnsi="Arial" w:cs="Arial"/>
-        </w:rPr>
-        <w:t xml:space="preserve"> 3</w:t>
+      <w:r>
+        <w:rPr>
+          <w:rFonts w:ascii="Arial" w:hAnsi="Arial" w:cs="Arial"/>
+          <w:lang w:val="en-US"/>
+        </w:rPr>
+        <w:t>Heading 3</w:t>
       </w:r>
       <w:bookmarkEnd w:id="2"/>
     </w:p>
@@ -229,22 +198,16 @@
         <w:pStyle w:val="Ttulo4"/>
         <w:rPr>
           <w:rFonts w:ascii="Arial" w:hAnsi="Arial" w:cs="Arial"/>
+          <w:lang w:val="en-US"/>
         </w:rPr>
       </w:pPr>
       <w:bookmarkStart w:id="3" w:name="heading-4"/>
-      <w:proofErr w:type="spellStart"/>
-      <w:r>
-        <w:rPr>
-          <w:rFonts w:ascii="Arial" w:hAnsi="Arial" w:cs="Arial"/>
-        </w:rPr>
-        <w:t>Heading</w:t>
-      </w:r>
-      <w:proofErr w:type="spellEnd"/>
-      <w:r>
-        <w:rPr>
-          <w:rFonts w:ascii="Arial" w:hAnsi="Arial" w:cs="Arial"/>
-        </w:rPr>
-        <w:t xml:space="preserve"> 4</w:t>
+      <w:r>
+        <w:rPr>
+          <w:rFonts w:ascii="Arial" w:hAnsi="Arial" w:cs="Arial"/>
+          <w:lang w:val="en-US"/>
+        </w:rPr>
+        <w:t>Heading 4</w:t>
       </w:r>
       <w:bookmarkEnd w:id="3"/>
     </w:p>
@@ -253,22 +216,16 @@
         <w:pStyle w:val="Ttulo5"/>
         <w:rPr>
           <w:rFonts w:ascii="Arial" w:hAnsi="Arial" w:cs="Arial"/>
+          <w:lang w:val="en-US"/>
         </w:rPr>
       </w:pPr>
       <w:bookmarkStart w:id="4" w:name="heading-5"/>
-      <w:proofErr w:type="spellStart"/>
-      <w:r>
-        <w:rPr>
-          <w:rFonts w:ascii="Arial" w:hAnsi="Arial" w:cs="Arial"/>
-        </w:rPr>
-        <w:t>Heading</w:t>
-      </w:r>
-      <w:proofErr w:type="spellEnd"/>
-      <w:r>
-        <w:rPr>
-          <w:rFonts w:ascii="Arial" w:hAnsi="Arial" w:cs="Arial"/>
-        </w:rPr>
-        <w:t xml:space="preserve"> 5</w:t>
+      <w:r>
+        <w:rPr>
+          <w:rFonts w:ascii="Arial" w:hAnsi="Arial" w:cs="Arial"/>
+          <w:lang w:val="en-US"/>
+        </w:rPr>
+        <w:t>Heading 5</w:t>
       </w:r>
       <w:bookmarkEnd w:id="4"/>
     </w:p>
@@ -277,22 +234,16 @@
         <w:pStyle w:val="Ttulo6"/>
         <w:rPr>
           <w:rFonts w:ascii="Arial" w:hAnsi="Arial" w:cs="Arial"/>
+          <w:lang w:val="en-US"/>
         </w:rPr>
       </w:pPr>
       <w:bookmarkStart w:id="5" w:name="heading-6"/>
-      <w:proofErr w:type="spellStart"/>
-      <w:r>
-        <w:rPr>
-          <w:rFonts w:ascii="Arial" w:hAnsi="Arial" w:cs="Arial"/>
-        </w:rPr>
-        <w:t>Heading</w:t>
-      </w:r>
-      <w:proofErr w:type="spellEnd"/>
-      <w:r>
-        <w:rPr>
-          <w:rFonts w:ascii="Arial" w:hAnsi="Arial" w:cs="Arial"/>
-        </w:rPr>
-        <w:t xml:space="preserve"> 6</w:t>
+      <w:r>
+        <w:rPr>
+          <w:rFonts w:ascii="Arial" w:hAnsi="Arial" w:cs="Arial"/>
+          <w:lang w:val="en-US"/>
+        </w:rPr>
+        <w:t>Heading 6</w:t>
       </w:r>
       <w:bookmarkEnd w:id="5"/>
     </w:p>
@@ -301,22 +252,16 @@
         <w:pStyle w:val="Ttulo7"/>
         <w:rPr>
           <w:rFonts w:ascii="Arial" w:hAnsi="Arial" w:cs="Arial"/>
+          <w:lang w:val="en-US"/>
         </w:rPr>
       </w:pPr>
       <w:bookmarkStart w:id="6" w:name="heading-7"/>
-      <w:proofErr w:type="spellStart"/>
-      <w:r>
-        <w:rPr>
-          <w:rFonts w:ascii="Arial" w:hAnsi="Arial" w:cs="Arial"/>
-        </w:rPr>
-        <w:t>Heading</w:t>
-      </w:r>
-      <w:proofErr w:type="spellEnd"/>
-      <w:r>
-        <w:rPr>
-          <w:rFonts w:ascii="Arial" w:hAnsi="Arial" w:cs="Arial"/>
-        </w:rPr>
-        <w:t xml:space="preserve"> 7</w:t>
+      <w:r>
+        <w:rPr>
+          <w:rFonts w:ascii="Arial" w:hAnsi="Arial" w:cs="Arial"/>
+          <w:lang w:val="en-US"/>
+        </w:rPr>
+        <w:t>Heading 7</w:t>
       </w:r>
       <w:bookmarkEnd w:id="6"/>
     </w:p>
@@ -325,22 +270,16 @@
         <w:pStyle w:val="Ttulo8"/>
         <w:rPr>
           <w:rFonts w:ascii="Arial" w:hAnsi="Arial" w:cs="Arial"/>
+          <w:lang w:val="en-US"/>
         </w:rPr>
       </w:pPr>
       <w:bookmarkStart w:id="7" w:name="heading-8"/>
-      <w:proofErr w:type="spellStart"/>
-      <w:r>
-        <w:rPr>
-          <w:rFonts w:ascii="Arial" w:hAnsi="Arial" w:cs="Arial"/>
-        </w:rPr>
-        <w:t>Heading</w:t>
-      </w:r>
-      <w:proofErr w:type="spellEnd"/>
-      <w:r>
-        <w:rPr>
-          <w:rFonts w:ascii="Arial" w:hAnsi="Arial" w:cs="Arial"/>
-        </w:rPr>
-        <w:t xml:space="preserve"> 8</w:t>
+      <w:r>
+        <w:rPr>
+          <w:rFonts w:ascii="Arial" w:hAnsi="Arial" w:cs="Arial"/>
+          <w:lang w:val="en-US"/>
+        </w:rPr>
+        <w:t>Heading 8</w:t>
       </w:r>
       <w:bookmarkEnd w:id="7"/>
     </w:p>
@@ -349,22 +288,16 @@
         <w:pStyle w:val="Ttulo9"/>
         <w:rPr>
           <w:rFonts w:ascii="Arial" w:hAnsi="Arial" w:cs="Arial"/>
+          <w:lang w:val="en-US"/>
         </w:rPr>
       </w:pPr>
       <w:bookmarkStart w:id="8" w:name="heading-9"/>
-      <w:proofErr w:type="spellStart"/>
-      <w:r>
-        <w:rPr>
-          <w:rFonts w:ascii="Arial" w:hAnsi="Arial" w:cs="Arial"/>
-        </w:rPr>
-        <w:t>Heading</w:t>
-      </w:r>
-      <w:proofErr w:type="spellEnd"/>
-      <w:r>
-        <w:rPr>
-          <w:rFonts w:ascii="Arial" w:hAnsi="Arial" w:cs="Arial"/>
-        </w:rPr>
-        <w:t xml:space="preserve"> 9</w:t>
+      <w:r>
+        <w:rPr>
+          <w:rFonts w:ascii="Arial" w:hAnsi="Arial" w:cs="Arial"/>
+          <w:lang w:val="en-US"/>
+        </w:rPr>
+        <w:t>Heading 9</w:t>
       </w:r>
       <w:bookmarkEnd w:id="8"/>
     </w:p>
@@ -377,43 +310,17 @@
           <w:rFonts w:ascii="Arial" w:hAnsi="Arial" w:cs="Arial"/>
           <w:sz w:val="22"/>
           <w:szCs w:val="22"/>
-        </w:rPr>
-      </w:pPr>
-      <w:proofErr w:type="spellStart"/>
+          <w:lang w:val="en-US"/>
+        </w:rPr>
+      </w:pPr>
       <w:r>
         <w:rPr>
           <w:rFonts w:ascii="Arial" w:hAnsi="Arial" w:cs="Arial"/>
           <w:sz w:val="22"/>
           <w:szCs w:val="22"/>
-        </w:rPr>
-        <w:t>First</w:t>
-      </w:r>
-      <w:proofErr w:type="spellEnd"/>
-      <w:r>
-        <w:rPr>
-          <w:rFonts w:ascii="Arial" w:hAnsi="Arial" w:cs="Arial"/>
-          <w:sz w:val="22"/>
-          <w:szCs w:val="22"/>
-        </w:rPr>
-        <w:t xml:space="preserve"> </w:t>
-      </w:r>
-      <w:proofErr w:type="spellStart"/>
-      <w:r>
-        <w:rPr>
-          <w:rFonts w:ascii="Arial" w:hAnsi="Arial" w:cs="Arial"/>
-          <w:sz w:val="22"/>
-          <w:szCs w:val="22"/>
-        </w:rPr>
-        <w:t>Paragraph</w:t>
-      </w:r>
-      <w:proofErr w:type="spellEnd"/>
-      <w:r>
-        <w:rPr>
-          <w:rFonts w:ascii="Arial" w:hAnsi="Arial" w:cs="Arial"/>
-          <w:sz w:val="22"/>
-          <w:szCs w:val="22"/>
-        </w:rPr>
-        <w:t>.</w:t>
+          <w:lang w:val="en-US"/>
+        </w:rPr>
+        <w:t>First Paragraph.</w:t>
       </w:r>
     </w:p>
     <w:p>
@@ -425,6 +332,7 @@
           <w:rFonts w:ascii="Arial" w:hAnsi="Arial" w:cs="Arial"/>
           <w:sz w:val="22"/>
           <w:szCs w:val="22"/>
+          <w:lang w:val="en-US"/>
         </w:rPr>
       </w:pPr>
       <w:r>
@@ -432,68 +340,25 @@
           <w:rFonts w:ascii="Arial" w:hAnsi="Arial" w:cs="Arial"/>
           <w:sz w:val="22"/>
           <w:szCs w:val="22"/>
-        </w:rPr>
-        <w:t xml:space="preserve">Body </w:t>
-      </w:r>
-      <w:proofErr w:type="spellStart"/>
+          <w:lang w:val="en-US"/>
+        </w:rPr>
+        <w:t xml:space="preserve">Body Text. Body Text Char. </w:t>
+      </w:r>
+      <w:r>
+        <w:rPr>
+          <w:rStyle w:val="VerbatimChar"/>
+          <w:rFonts w:ascii="Arial" w:hAnsi="Arial" w:cs="Arial"/>
+          <w:szCs w:val="22"/>
+          <w:lang w:val="en-US"/>
+        </w:rPr>
+        <w:t>Verbatim Char</w:t>
+      </w:r>
       <w:r>
         <w:rPr>
           <w:rFonts w:ascii="Arial" w:hAnsi="Arial" w:cs="Arial"/>
           <w:sz w:val="22"/>
           <w:szCs w:val="22"/>
-        </w:rPr>
-        <w:t>Text</w:t>
-      </w:r>
-      <w:proofErr w:type="spellEnd"/>
-      <w:r>
-        <w:rPr>
-          <w:rFonts w:ascii="Arial" w:hAnsi="Arial" w:cs="Arial"/>
-          <w:sz w:val="22"/>
-          <w:szCs w:val="22"/>
-        </w:rPr>
-        <w:t xml:space="preserve">. Body </w:t>
-      </w:r>
-      <w:proofErr w:type="spellStart"/>
-      <w:r>
-        <w:rPr>
-          <w:rFonts w:ascii="Arial" w:hAnsi="Arial" w:cs="Arial"/>
-          <w:sz w:val="22"/>
-          <w:szCs w:val="22"/>
-        </w:rPr>
-        <w:t>Text</w:t>
-      </w:r>
-      <w:proofErr w:type="spellEnd"/>
-      <w:r>
-        <w:rPr>
-          <w:rFonts w:ascii="Arial" w:hAnsi="Arial" w:cs="Arial"/>
-          <w:sz w:val="22"/>
-          <w:szCs w:val="22"/>
-        </w:rPr>
-        <w:t xml:space="preserve"> Char. </w:t>
-      </w:r>
-      <w:proofErr w:type="spellStart"/>
-      <w:r>
-        <w:rPr>
-          <w:rStyle w:val="VerbatimChar"/>
-          <w:rFonts w:ascii="Arial" w:hAnsi="Arial" w:cs="Arial"/>
-          <w:szCs w:val="22"/>
-        </w:rPr>
-        <w:t>Verbatim</w:t>
-      </w:r>
-      <w:proofErr w:type="spellEnd"/>
-      <w:r>
-        <w:rPr>
-          <w:rStyle w:val="VerbatimChar"/>
-          <w:rFonts w:ascii="Arial" w:hAnsi="Arial" w:cs="Arial"/>
-          <w:szCs w:val="22"/>
-        </w:rPr>
-        <w:t xml:space="preserve"> Char</w:t>
-      </w:r>
-      <w:r>
-        <w:rPr>
-          <w:rFonts w:ascii="Arial" w:hAnsi="Arial" w:cs="Arial"/>
-          <w:sz w:val="22"/>
-          <w:szCs w:val="22"/>
+          <w:lang w:val="en-US"/>
         </w:rPr>
         <w:t xml:space="preserve">. </w:t>
       </w:r>
@@ -504,6 +369,7 @@
             <w:rFonts w:ascii="Arial" w:hAnsi="Arial" w:cs="Arial"/>
             <w:sz w:val="22"/>
             <w:szCs w:val="22"/>
+            <w:lang w:val="en-US"/>
           </w:rPr>
           <w:t>Hyperlink</w:t>
         </w:r>
@@ -513,68 +379,41 @@
           <w:rFonts w:ascii="Arial" w:hAnsi="Arial" w:cs="Arial"/>
           <w:sz w:val="22"/>
           <w:szCs w:val="22"/>
-        </w:rPr>
-        <w:t xml:space="preserve">. </w:t>
-      </w:r>
-      <w:proofErr w:type="spellStart"/>
-      <w:r>
-        <w:rPr>
+          <w:lang w:val="en-US"/>
+        </w:rPr>
+        <w:t>. Footnote.</w:t>
+      </w:r>
+      <w:r>
+        <w:rPr>
+          <w:rStyle w:val="Refdenotaderodap"/>
           <w:rFonts w:ascii="Arial" w:hAnsi="Arial" w:cs="Arial"/>
           <w:sz w:val="22"/>
           <w:szCs w:val="22"/>
         </w:rPr>
-        <w:t>Footnote</w:t>
-      </w:r>
-      <w:proofErr w:type="spellEnd"/>
-      <w:r>
-        <w:rPr>
-          <w:rFonts w:ascii="Arial" w:hAnsi="Arial" w:cs="Arial"/>
-          <w:sz w:val="22"/>
-          <w:szCs w:val="22"/>
-        </w:rPr>
-        <w:t>.</w:t>
-      </w:r>
-      <w:r>
-        <w:rPr>
-          <w:rStyle w:val="Refdenotaderodap"/>
-          <w:rFonts w:ascii="Arial" w:hAnsi="Arial" w:cs="Arial"/>
-          <w:sz w:val="22"/>
-          <w:szCs w:val="22"/>
-        </w:rPr>
         <w:footnoteReference w:id="1"/>
       </w:r>
     </w:p>
     <w:p>
       <w:pPr>
         <w:pStyle w:val="Textoembloco"/>
-        <w:rPr>
-          <w:rFonts w:ascii="Arial" w:hAnsi="Arial" w:cs="Arial"/>
-        </w:rPr>
-      </w:pPr>
-      <w:r>
-        <w:rPr>
-          <w:rFonts w:ascii="Arial" w:hAnsi="Arial" w:cs="Arial"/>
-        </w:rPr>
-        <w:t xml:space="preserve">Block </w:t>
-      </w:r>
-      <w:proofErr w:type="spellStart"/>
-      <w:r>
-        <w:rPr>
-          <w:rFonts w:ascii="Arial" w:hAnsi="Arial" w:cs="Arial"/>
-        </w:rPr>
-        <w:t>Text</w:t>
-      </w:r>
-      <w:proofErr w:type="spellEnd"/>
-      <w:r>
-        <w:rPr>
-          <w:rFonts w:ascii="Arial" w:hAnsi="Arial" w:cs="Arial"/>
-        </w:rPr>
-        <w:t>.</w:t>
+        <w:jc w:val="both"/>
+        <w:rPr>
+          <w:rFonts w:ascii="Arial" w:hAnsi="Arial" w:cs="Arial"/>
+          <w:lang w:val="en-US"/>
+        </w:rPr>
+      </w:pPr>
+      <w:r>
+        <w:rPr>
+          <w:rFonts w:ascii="Arial" w:hAnsi="Arial" w:cs="Arial"/>
+          <w:lang w:val="en-US"/>
+        </w:rPr>
+        <w:t>Block Text.</w:t>
       </w:r>
     </w:p>
     <w:p>
       <w:pPr>
         <w:pStyle w:val="TableCaption"/>
+        <w:jc w:val="both"/>
         <w:rPr>
           <w:rFonts w:ascii="Arial" w:hAnsi="Arial" w:cs="Arial"/>
         </w:rPr>
@@ -719,6 +558,7 @@
       <w:pPr>
         <w:pStyle w:val="ImageCaption"/>
         <w:spacing w:before="120" w:line="276" w:lineRule="auto"/>
+        <w:jc w:val="both"/>
         <w:rPr>
           <w:rFonts w:ascii="Arial" w:hAnsi="Arial" w:cs="Arial"/>
         </w:rPr>
@@ -750,6 +590,7 @@
       <w:pPr>
         <w:pStyle w:val="DefinitionTerm"/>
         <w:spacing w:after="200" w:line="276" w:lineRule="auto"/>
+        <w:jc w:val="both"/>
         <w:rPr>
           <w:rFonts w:ascii="Arial" w:hAnsi="Arial" w:cs="Arial"/>
         </w:rPr>
@@ -767,6 +608,7 @@
       <w:pPr>
         <w:pStyle w:val="Definition"/>
         <w:spacing w:line="276" w:lineRule="auto"/>
+        <w:jc w:val="both"/>
         <w:rPr>
           <w:rFonts w:ascii="Arial" w:hAnsi="Arial" w:cs="Arial"/>
         </w:rPr>
@@ -784,6 +626,7 @@
       <w:pPr>
         <w:pStyle w:val="DefinitionTerm"/>
         <w:spacing w:after="200" w:line="276" w:lineRule="auto"/>
+        <w:jc w:val="both"/>
         <w:rPr>
           <w:rFonts w:ascii="Arial" w:hAnsi="Arial" w:cs="Arial"/>
         </w:rPr>
@@ -801,6 +644,7 @@
       <w:pPr>
         <w:pStyle w:val="Definition"/>
         <w:spacing w:line="276" w:lineRule="auto"/>
+        <w:jc w:val="both"/>
         <w:rPr>
           <w:rFonts w:ascii="Arial" w:hAnsi="Arial" w:cs="Arial"/>
         </w:rPr>
@@ -821,7 +665,7 @@
         <w:numRestart w:val="eachSect"/>
       </w:footnotePr>
       <w:pgSz w:w="11907" w:h="16840" w:code="9"/>
-      <w:pgMar w:top="2127" w:right="567" w:bottom="1418" w:left="567" w:header="851" w:footer="851" w:gutter="0"/>
+      <w:pgMar w:top="1701" w:right="567" w:bottom="993" w:left="567" w:header="567" w:footer="567" w:gutter="0"/>
       <w:cols w:space="720"/>
     </w:sectPr>
   </w:body>
@@ -864,7 +708,6 @@
       <w:tabs>
         <w:tab w:val="clear" w:pos="4252"/>
         <w:tab w:val="clear" w:pos="8504"/>
-        <w:tab w:val="center" w:pos="5245"/>
         <w:tab w:val="right" w:pos="10773"/>
       </w:tabs>
     </w:pPr>
@@ -876,9 +719,6 @@
         <w:t>www.fecori.org.br</w:t>
       </w:r>
     </w:hyperlink>
-    <w:r>
-      <w:tab/>
-    </w:r>
     <w:r>
       <w:tab/>
     </w:r>
@@ -932,7 +772,7 @@
     <w:p>
       <w:pPr>
         <w:pStyle w:val="Textodenotaderodap"/>
-        <w:spacing w:line="276" w:lineRule="auto"/>
+        <w:spacing w:after="120" w:line="276" w:lineRule="auto"/>
         <w:rPr>
           <w:rFonts w:ascii="Arial" w:hAnsi="Arial" w:cs="Arial"/>
           <w:sz w:val="20"/>
@@ -988,8 +828,8 @@
     <w:p>
       <w:pPr>
         <w:pStyle w:val="FootnoteBlockText"/>
-        <w:spacing w:before="0" w:after="200" w:line="276" w:lineRule="auto"/>
-        <w:ind w:left="482" w:right="482"/>
+        <w:spacing w:before="0" w:after="120" w:line="276" w:lineRule="auto"/>
+        <w:ind w:left="284" w:right="482"/>
         <w:rPr>
           <w:rFonts w:ascii="Arial" w:hAnsi="Arial" w:cs="Arial"/>
           <w:sz w:val="20"/>
@@ -1080,7 +920,7 @@
               <wp:inline distT="114300" distB="114300" distL="114300" distR="114300" wp14:anchorId="6DC0184D" wp14:editId="0F5FFAD8">
                 <wp:extent cx="1130400" cy="230400"/>
                 <wp:effectExtent l="0" t="0" r="0" b="0"/>
-                <wp:docPr id="2056914862" name="image2.png"/>
+                <wp:docPr id="869517583" name="image2.png"/>
                 <wp:cNvGraphicFramePr/>
                 <a:graphic xmlns:a="http://schemas.openxmlformats.org/drawingml/2006/main">
                   <a:graphicData uri="http://schemas.openxmlformats.org/drawingml/2006/picture">
@@ -1216,7 +1056,7 @@
               <wp:inline distT="0" distB="0" distL="0" distR="0" wp14:anchorId="7BEDB6B6" wp14:editId="69875BA0">
                 <wp:extent cx="808990" cy="474345"/>
                 <wp:effectExtent l="0" t="0" r="0" b="1905"/>
-                <wp:docPr id="1816387719" name="Imagem 1" descr="Orientação - O que é?"/>
+                <wp:docPr id="2088517251" name="Imagem 1" descr="Orientação - O que é?"/>
                 <wp:cNvGraphicFramePr>
                   <a:graphicFrameLocks xmlns:a="http://schemas.openxmlformats.org/drawingml/2006/main" noChangeAspect="1"/>
                 </wp:cNvGraphicFramePr>

--- a/Documentos/template_estilos.docx
+++ b/Documentos/template_estilos.docx
@@ -110,6 +110,7 @@
     <w:p>
       <w:pPr>
         <w:pStyle w:val="Ttulo1"/>
+        <w:jc w:val="both"/>
         <w:rPr>
           <w:rFonts w:ascii="Arial" w:hAnsi="Arial" w:cs="Arial"/>
           <w:b/>
@@ -146,6 +147,7 @@
     <w:p>
       <w:pPr>
         <w:pStyle w:val="Ttulo2"/>
+        <w:jc w:val="both"/>
         <w:rPr>
           <w:rFonts w:ascii="Arial" w:hAnsi="Arial" w:cs="Arial"/>
           <w:smallCaps/>
@@ -178,6 +180,7 @@
     <w:p>
       <w:pPr>
         <w:pStyle w:val="Ttulo3"/>
+        <w:jc w:val="both"/>
         <w:rPr>
           <w:rFonts w:ascii="Arial" w:hAnsi="Arial" w:cs="Arial"/>
           <w:lang w:val="en-US"/>
@@ -196,6 +199,7 @@
     <w:p>
       <w:pPr>
         <w:pStyle w:val="Ttulo4"/>
+        <w:jc w:val="both"/>
         <w:rPr>
           <w:rFonts w:ascii="Arial" w:hAnsi="Arial" w:cs="Arial"/>
           <w:lang w:val="en-US"/>
@@ -214,6 +218,7 @@
     <w:p>
       <w:pPr>
         <w:pStyle w:val="Ttulo5"/>
+        <w:jc w:val="both"/>
         <w:rPr>
           <w:rFonts w:ascii="Arial" w:hAnsi="Arial" w:cs="Arial"/>
           <w:lang w:val="en-US"/>
@@ -232,6 +237,7 @@
     <w:p>
       <w:pPr>
         <w:pStyle w:val="Ttulo6"/>
+        <w:jc w:val="both"/>
         <w:rPr>
           <w:rFonts w:ascii="Arial" w:hAnsi="Arial" w:cs="Arial"/>
           <w:lang w:val="en-US"/>
@@ -250,6 +256,7 @@
     <w:p>
       <w:pPr>
         <w:pStyle w:val="Ttulo7"/>
+        <w:jc w:val="both"/>
         <w:rPr>
           <w:rFonts w:ascii="Arial" w:hAnsi="Arial" w:cs="Arial"/>
           <w:lang w:val="en-US"/>
@@ -268,6 +275,7 @@
     <w:p>
       <w:pPr>
         <w:pStyle w:val="Ttulo8"/>
+        <w:jc w:val="both"/>
         <w:rPr>
           <w:rFonts w:ascii="Arial" w:hAnsi="Arial" w:cs="Arial"/>
           <w:lang w:val="en-US"/>
@@ -286,6 +294,7 @@
     <w:p>
       <w:pPr>
         <w:pStyle w:val="Ttulo9"/>
+        <w:jc w:val="both"/>
         <w:rPr>
           <w:rFonts w:ascii="Arial" w:hAnsi="Arial" w:cs="Arial"/>
           <w:lang w:val="en-US"/>
@@ -396,6 +405,7 @@
     <w:p>
       <w:pPr>
         <w:pStyle w:val="Textoembloco"/>
+        <w:ind w:left="284"/>
         <w:jc w:val="both"/>
         <w:rPr>
           <w:rFonts w:ascii="Arial" w:hAnsi="Arial" w:cs="Arial"/>
@@ -416,35 +426,15 @@
         <w:jc w:val="both"/>
         <w:rPr>
           <w:rFonts w:ascii="Arial" w:hAnsi="Arial" w:cs="Arial"/>
-        </w:rPr>
-      </w:pPr>
-      <w:proofErr w:type="spellStart"/>
-      <w:r>
-        <w:rPr>
-          <w:rFonts w:ascii="Arial" w:hAnsi="Arial" w:cs="Arial"/>
-        </w:rPr>
-        <w:t>Table</w:t>
-      </w:r>
-      <w:proofErr w:type="spellEnd"/>
-      <w:r>
-        <w:rPr>
-          <w:rFonts w:ascii="Arial" w:hAnsi="Arial" w:cs="Arial"/>
-        </w:rPr>
-        <w:t xml:space="preserve"> </w:t>
-      </w:r>
-      <w:proofErr w:type="spellStart"/>
-      <w:r>
-        <w:rPr>
-          <w:rFonts w:ascii="Arial" w:hAnsi="Arial" w:cs="Arial"/>
-        </w:rPr>
-        <w:t>caption</w:t>
-      </w:r>
-      <w:proofErr w:type="spellEnd"/>
-      <w:r>
-        <w:rPr>
-          <w:rFonts w:ascii="Arial" w:hAnsi="Arial" w:cs="Arial"/>
-        </w:rPr>
-        <w:t>.</w:t>
+          <w:lang w:val="en-US"/>
+        </w:rPr>
+      </w:pPr>
+      <w:r>
+        <w:rPr>
+          <w:rFonts w:ascii="Arial" w:hAnsi="Arial" w:cs="Arial"/>
+          <w:lang w:val="en-US"/>
+        </w:rPr>
+        <w:t>Table caption.</w:t>
       </w:r>
     </w:p>
     <w:tbl>
@@ -708,6 +698,7 @@
       <w:tabs>
         <w:tab w:val="clear" w:pos="4252"/>
         <w:tab w:val="clear" w:pos="8504"/>
+        <w:tab w:val="center" w:pos="5387"/>
         <w:tab w:val="right" w:pos="10773"/>
       </w:tabs>
     </w:pPr>
@@ -748,6 +739,42 @@
         <w:t>1</w:t>
       </w:r>
     </w:fldSimple>
+    <w:r>
+      <w:rPr>
+        <w:noProof/>
+      </w:rPr>
+      <w:tab/>
+    </w:r>
+    <w:r>
+      <w:rPr>
+        <w:noProof/>
+      </w:rPr>
+      <w:fldChar w:fldCharType="begin"/>
+    </w:r>
+    <w:r>
+      <w:rPr>
+        <w:noProof/>
+      </w:rPr>
+      <w:instrText xml:space="preserve"> PRINTDATE  \@ "dd/MM/yy HH:mm"  \* MERGEFORMAT </w:instrText>
+    </w:r>
+    <w:r>
+      <w:rPr>
+        <w:noProof/>
+      </w:rPr>
+      <w:fldChar w:fldCharType="separate"/>
+    </w:r>
+    <w:r>
+      <w:rPr>
+        <w:noProof/>
+      </w:rPr>
+      <w:t>00/00/00 00:00</w:t>
+    </w:r>
+    <w:r>
+      <w:rPr>
+        <w:noProof/>
+      </w:rPr>
+      <w:fldChar w:fldCharType="end"/>
+    </w:r>
   </w:p>
 </w:ftr>
 </file>
